--- a/Laba 4/otchet/250541_L4_Бобрик_В.Ю_СИФОВМ.docx
+++ b/Laba 4/otchet/250541_L4_Бобрик_В.Ю_СИФОВМ.docx
@@ -1,6 +1,6 @@
 
 <file path=word/document.xml><?xml version="1.0" encoding="utf-8"?>
-<w:document xmlns:wpc="http://schemas.microsoft.com/office/word/2010/wordprocessingCanvas" xmlns:cx="http://schemas.microsoft.com/office/drawing/2014/chartex" xmlns:cx1="http://schemas.microsoft.com/office/drawing/2015/9/8/chartex" xmlns:mc="http://schemas.openxmlformats.org/markup-compatibility/2006" xmlns:o="urn:schemas-microsoft-com:office:office" xmlns:r="http://schemas.openxmlformats.org/officeDocument/2006/relationships" xmlns:m="http://schemas.openxmlformats.org/officeDocument/2006/math" xmlns:v="urn:schemas-microsoft-com:vml" xmlns:wp14="http://schemas.microsoft.com/office/word/2010/wordprocessingDrawing" xmlns:wp="http://schemas.openxmlformats.org/drawingml/2006/wordprocessingDrawing" xmlns:w10="urn:schemas-microsoft-com:office:word" xmlns:w="http://schemas.openxmlformats.org/wordprocessingml/2006/main" xmlns:w14="http://schemas.microsoft.com/office/word/2010/wordml" xmlns:w15="http://schemas.microsoft.com/office/word/2012/wordml" xmlns:w16se="http://schemas.microsoft.com/office/word/2015/wordml/symex" xmlns:wpg="http://schemas.microsoft.com/office/word/2010/wordprocessingGroup" xmlns:wpi="http://schemas.microsoft.com/office/word/2010/wordprocessingInk" xmlns:wne="http://schemas.microsoft.com/office/word/2006/wordml" xmlns:wps="http://schemas.microsoft.com/office/word/2010/wordprocessingShape" mc:Ignorable="w14 w15 w16se wp14">
+<w:document xmlns:wpc="http://schemas.microsoft.com/office/word/2010/wordprocessingCanvas" xmlns:cx="http://schemas.microsoft.com/office/drawing/2014/chartex" xmlns:cx1="http://schemas.microsoft.com/office/drawing/2015/9/8/chartex" xmlns:cx2="http://schemas.microsoft.com/office/drawing/2015/10/21/chartex" xmlns:cx3="http://schemas.microsoft.com/office/drawing/2016/5/9/chartex" xmlns:cx4="http://schemas.microsoft.com/office/drawing/2016/5/10/chartex" xmlns:cx5="http://schemas.microsoft.com/office/drawing/2016/5/11/chartex" xmlns:cx6="http://schemas.microsoft.com/office/drawing/2016/5/12/chartex" xmlns:cx7="http://schemas.microsoft.com/office/drawing/2016/5/13/chartex" xmlns:cx8="http://schemas.microsoft.com/office/drawing/2016/5/14/chartex" xmlns:mc="http://schemas.openxmlformats.org/markup-compatibility/2006" xmlns:aink="http://schemas.microsoft.com/office/drawing/2016/ink" xmlns:am3d="http://schemas.microsoft.com/office/drawing/2017/model3d" xmlns:o="urn:schemas-microsoft-com:office:office" xmlns:r="http://schemas.openxmlformats.org/officeDocument/2006/relationships" xmlns:m="http://schemas.openxmlformats.org/officeDocument/2006/math" xmlns:v="urn:schemas-microsoft-com:vml" xmlns:wp14="http://schemas.microsoft.com/office/word/2010/wordprocessingDrawing" xmlns:wp="http://schemas.openxmlformats.org/drawingml/2006/wordprocessingDrawing" xmlns:w10="urn:schemas-microsoft-com:office:word" xmlns:w="http://schemas.openxmlformats.org/wordprocessingml/2006/main" xmlns:w14="http://schemas.microsoft.com/office/word/2010/wordml" xmlns:w15="http://schemas.microsoft.com/office/word/2012/wordml" xmlns:w16cex="http://schemas.microsoft.com/office/word/2018/wordml/cex" xmlns:w16cid="http://schemas.microsoft.com/office/word/2016/wordml/cid" xmlns:w16="http://schemas.microsoft.com/office/word/2018/wordml" xmlns:w16sdtdh="http://schemas.microsoft.com/office/word/2020/wordml/sdtdatahash" xmlns:w16se="http://schemas.microsoft.com/office/word/2015/wordml/symex" xmlns:wpg="http://schemas.microsoft.com/office/word/2010/wordprocessingGroup" xmlns:wpi="http://schemas.microsoft.com/office/word/2010/wordprocessingInk" xmlns:wne="http://schemas.microsoft.com/office/word/2006/wordml" xmlns:wps="http://schemas.microsoft.com/office/word/2010/wordprocessingShape" mc:Ignorable="w14 w15 w16se w16cid w16 w16cex w16sdtdh wp14">
   <w:body>
     <w:p>
       <w:pPr>
@@ -988,7 +988,7 @@
     <w:bookmarkEnd w:id="0"/>
     <w:p>
       <w:pPr>
-        <w:pStyle w:val="11"/>
+        <w:pStyle w:val="1"/>
         <w:jc w:val="center"/>
       </w:pPr>
       <w:r>
@@ -998,7 +998,7 @@
     </w:p>
     <w:tbl>
       <w:tblPr>
-        <w:tblStyle w:val="af2"/>
+        <w:tblStyle w:val="TableGrid"/>
         <w:tblW w:w="9678" w:type="dxa"/>
         <w:tblBorders>
           <w:top w:val="none" w:sz="0" w:space="0" w:color="auto"/>
@@ -1023,7 +1023,7 @@
           </w:tcPr>
           <w:p>
             <w:pPr>
-              <w:pStyle w:val="afc"/>
+              <w:pStyle w:val="BodyText"/>
               <w:spacing w:line="240" w:lineRule="atLeast"/>
               <w:ind w:right="-423" w:firstLine="0"/>
               <w:jc w:val="left"/>
@@ -1071,7 +1071,7 @@
           </w:tcPr>
           <w:p>
             <w:pPr>
-              <w:pStyle w:val="afc"/>
+              <w:pStyle w:val="BodyText"/>
               <w:spacing w:line="240" w:lineRule="atLeast"/>
               <w:ind w:firstLine="0"/>
               <w:jc w:val="center"/>
@@ -1098,7 +1098,7 @@
           </w:tcPr>
           <w:p>
             <w:pPr>
-              <w:pStyle w:val="afc"/>
+              <w:pStyle w:val="BodyText"/>
               <w:spacing w:line="240" w:lineRule="atLeast"/>
               <w:ind w:right="-423" w:firstLine="0"/>
               <w:jc w:val="left"/>
@@ -1137,7 +1137,7 @@
           </w:tcPr>
           <w:p>
             <w:pPr>
-              <w:pStyle w:val="afc"/>
+              <w:pStyle w:val="BodyText"/>
               <w:spacing w:line="240" w:lineRule="atLeast"/>
               <w:ind w:firstLine="0"/>
               <w:jc w:val="center"/>
@@ -1164,7 +1164,7 @@
           </w:tcPr>
           <w:p>
             <w:pPr>
-              <w:pStyle w:val="afc"/>
+              <w:pStyle w:val="BodyText"/>
               <w:spacing w:line="240" w:lineRule="atLeast"/>
               <w:ind w:right="-423" w:firstLine="0"/>
               <w:jc w:val="left"/>
@@ -1217,7 +1217,7 @@
           </w:tcPr>
           <w:p>
             <w:pPr>
-              <w:pStyle w:val="afc"/>
+              <w:pStyle w:val="BodyText"/>
               <w:spacing w:line="240" w:lineRule="atLeast"/>
               <w:ind w:firstLine="0"/>
               <w:jc w:val="center"/>
@@ -1244,7 +1244,7 @@
           </w:tcPr>
           <w:p>
             <w:pPr>
-              <w:pStyle w:val="afc"/>
+              <w:pStyle w:val="BodyText"/>
               <w:spacing w:line="240" w:lineRule="atLeast"/>
               <w:ind w:right="-423" w:firstLine="0"/>
               <w:jc w:val="left"/>
@@ -1297,7 +1297,7 @@
           </w:tcPr>
           <w:p>
             <w:pPr>
-              <w:pStyle w:val="afc"/>
+              <w:pStyle w:val="BodyText"/>
               <w:spacing w:line="240" w:lineRule="atLeast"/>
               <w:ind w:firstLine="0"/>
               <w:jc w:val="center"/>
@@ -1324,7 +1324,7 @@
           </w:tcPr>
           <w:p>
             <w:pPr>
-              <w:pStyle w:val="afc"/>
+              <w:pStyle w:val="BodyText"/>
               <w:spacing w:line="240" w:lineRule="atLeast"/>
               <w:ind w:right="-423" w:firstLine="0"/>
               <w:jc w:val="left"/>
@@ -1349,7 +1349,7 @@
           </w:tcPr>
           <w:p>
             <w:pPr>
-              <w:pStyle w:val="afc"/>
+              <w:pStyle w:val="BodyText"/>
               <w:spacing w:line="240" w:lineRule="atLeast"/>
               <w:ind w:firstLine="0"/>
               <w:jc w:val="center"/>
@@ -1391,7 +1391,7 @@
     </w:p>
     <w:p>
       <w:pPr>
-        <w:pStyle w:val="2"/>
+        <w:pStyle w:val="Heading2"/>
       </w:pPr>
       <w:r>
         <w:lastRenderedPageBreak/>
@@ -1406,15 +1406,7 @@
         <w:t xml:space="preserve">Разработать </w:t>
       </w:r>
       <w:r>
-        <w:t xml:space="preserve">систему, состоящую из блока памяти, блока управления, блока </w:t>
-      </w:r>
-      <w:proofErr w:type="spellStart"/>
-      <w:r>
-        <w:t>РОНов</w:t>
-      </w:r>
-      <w:proofErr w:type="spellEnd"/>
-      <w:r>
-        <w:t xml:space="preserve"> и шин данных, адреса и управления.</w:t>
+        <w:t>систему, состоящую из блока памяти, блока управления, блока РОНов и шин данных, адреса и управления.</w:t>
       </w:r>
     </w:p>
     <w:p>
@@ -1427,7 +1419,7 @@
     </w:p>
     <w:p>
       <w:pPr>
-        <w:pStyle w:val="2"/>
+        <w:pStyle w:val="Heading2"/>
       </w:pPr>
       <w:r>
         <w:t xml:space="preserve">2 </w:t>
@@ -1440,129 +1432,119 @@
       <w:r>
         <w:t xml:space="preserve">Лабораторная работа выполняется в среде </w:t>
       </w:r>
+      <w:r>
+        <w:rPr>
+          <w:lang w:val="en-US"/>
+        </w:rPr>
+        <w:t>Quartus</w:t>
+      </w:r>
+      <w:r>
+        <w:t xml:space="preserve"> </w:t>
+      </w:r>
+      <w:r>
+        <w:rPr>
+          <w:lang w:val="en-US"/>
+        </w:rPr>
+        <w:t>II</w:t>
+      </w:r>
+      <w:r>
+        <w:t xml:space="preserve"> 9.1. </w:t>
+      </w:r>
+    </w:p>
+    <w:p>
+      <w:r>
+        <w:t xml:space="preserve">Для выполнения задания необходимо выполнить следующие этапы: </w:t>
+      </w:r>
+    </w:p>
+    <w:p>
+      <w:r>
+        <w:t xml:space="preserve">1. Ввести шину данных (ШД), шину адреса (ША) и шину управления (ШУ). </w:t>
+      </w:r>
+    </w:p>
+    <w:p>
+      <w:r>
+        <w:t xml:space="preserve">2. Разделить память на память данных (блок RAM) и память команд (блок ROM). На адресные входы памяти завести ША. Ввод и вывод данных осуществлять через ШД. Объединить два типа памяти в один блок. </w:t>
+      </w:r>
+    </w:p>
+    <w:p>
+      <w:r>
+        <w:t xml:space="preserve">3. Ввести блок управления, в котором производить дешифрацию команд и выдавать управляющие сигналы и сигналы синхронизации памяти и регистров в зависимости от выполняемой команды. </w:t>
+      </w:r>
+    </w:p>
+    <w:p>
+      <w:r>
+        <w:t xml:space="preserve">4. Ввести блок регистров общего назначения (РОН) и управляющую логику для него. </w:t>
+      </w:r>
+    </w:p>
+    <w:p>
+      <w:r>
+        <w:t xml:space="preserve">5. Ввести специальные регистры, разрядность которых определяется разрядностью шины данных. Физически разместить их в блоке управления. </w:t>
+      </w:r>
+    </w:p>
+    <w:p>
+      <w:r>
+        <w:t>Интерфейс с внешней средой у верхнего блока иерархии должен ограничиваться старт/стоповым сигналом и сигналом внешнего тактирования clk.</w:t>
+      </w:r>
+    </w:p>
+    <w:p>
+      <w:r>
+        <w:t>Необходимо выполнить цикл заданных по варианту команд. Цикл состоит из следующих фаз: выборки команды и формирования адреса следующей команды; декодирования команды; формирования исполнительных адресов операндов; выборки операндов;</w:t>
+      </w:r>
+      <w:r>
+        <w:t xml:space="preserve"> </w:t>
+      </w:r>
+      <w:r>
+        <w:t>исполнения операции; записи результата.</w:t>
+      </w:r>
+    </w:p>
+    <w:p>
+      <w:r>
+        <w:t>Некоторые шаги цикла команд могут отсутствовать, это зависит от выполняемой команды.</w:t>
+      </w:r>
+    </w:p>
+    <w:p>
+      <w:r>
+        <w:t xml:space="preserve">Разрядность ША и ШД – 8 бит, команда 1 – </w:t>
+      </w:r>
+      <w:r>
+        <w:rPr>
+          <w:lang w:val="en-US"/>
+        </w:rPr>
+        <w:t>R</w:t>
+      </w:r>
+      <w:r>
+        <w:t>-&gt;</w:t>
+      </w:r>
+      <w:r>
+        <w:rPr>
+          <w:lang w:val="en-US"/>
+        </w:rPr>
+        <w:t>M</w:t>
+      </w:r>
+      <w:r>
+        <w:t xml:space="preserve"> с прямой регистровой адресацией, команда 2 – </w:t>
+      </w:r>
+      <w:r>
+        <w:rPr>
+          <w:lang w:val="en-US"/>
+        </w:rPr>
+        <w:t>JMP</w:t>
+      </w:r>
+      <w:r>
+        <w:t xml:space="preserve"> </w:t>
+      </w:r>
       <w:proofErr w:type="spellStart"/>
       <w:r>
         <w:rPr>
           <w:lang w:val="en-US"/>
         </w:rPr>
-        <w:t>Quartus</w:t>
+        <w:t>addr</w:t>
       </w:r>
       <w:proofErr w:type="spellEnd"/>
       <w:r>
         <w:t xml:space="preserve"> </w:t>
       </w:r>
       <w:r>
-        <w:rPr>
-          <w:lang w:val="en-US"/>
-        </w:rPr>
-        <w:t>II</w:t>
-      </w:r>
-      <w:r>
-        <w:t xml:space="preserve"> 9.1. </w:t>
-      </w:r>
-    </w:p>
-    <w:p>
-      <w:r>
-        <w:t xml:space="preserve">Для выполнения задания необходимо выполнить следующие этапы: </w:t>
-      </w:r>
-    </w:p>
-    <w:p>
-      <w:r>
-        <w:t xml:space="preserve">1. Ввести шину данных (ШД), шину адреса (ША) и шину управления (ШУ). </w:t>
-      </w:r>
-    </w:p>
-    <w:p>
-      <w:r>
-        <w:t xml:space="preserve">2. Разделить память на память данных (блок RAM) и память команд (блок ROM). На адресные входы памяти завести ША. Ввод и вывод данных осуществлять через ШД. Объединить два типа памяти в один блок. </w:t>
-      </w:r>
-    </w:p>
-    <w:p>
-      <w:r>
-        <w:t xml:space="preserve">3. Ввести блок управления, в котором производить дешифрацию команд и выдавать управляющие сигналы и сигналы синхронизации памяти и регистров в зависимости от выполняемой команды. </w:t>
-      </w:r>
-    </w:p>
-    <w:p>
-      <w:r>
-        <w:t xml:space="preserve">4. Ввести блок регистров общего назначения (РОН) и управляющую логику для него. </w:t>
-      </w:r>
-    </w:p>
-    <w:p>
-      <w:r>
-        <w:t xml:space="preserve">5. Ввести специальные регистры, разрядность которых определяется разрядностью шины данных. Физически разместить их в блоке управления. </w:t>
-      </w:r>
-    </w:p>
-    <w:p>
-      <w:r>
-        <w:t xml:space="preserve">Интерфейс с внешней средой у верхнего блока иерархии должен ограничиваться старт/стоповым сигналом и сигналом внешнего тактирования </w:t>
-      </w:r>
-      <w:proofErr w:type="spellStart"/>
-      <w:r>
-        <w:t>clk</w:t>
-      </w:r>
-      <w:proofErr w:type="spellEnd"/>
-      <w:r>
-        <w:t>.</w:t>
-      </w:r>
-    </w:p>
-    <w:p>
-      <w:r>
-        <w:t>Необходимо выполнить цикл заданных по варианту команд. Цикл состоит из следующих фаз: выборки команды и формирования адреса следующей команды; декодирования команды; формирования исполнительных адресов операндов; выборки операндов;</w:t>
-      </w:r>
-      <w:r>
-        <w:t xml:space="preserve"> </w:t>
-      </w:r>
-      <w:r>
-        <w:t>исполнения операции; записи результата.</w:t>
-      </w:r>
-    </w:p>
-    <w:p>
-      <w:r>
-        <w:t>Некоторые шаги цикла команд могут отсутствовать, это зависит от выполняемой команды.</w:t>
-      </w:r>
-    </w:p>
-    <w:p>
-      <w:r>
-        <w:t xml:space="preserve">Разрядность ША и ШД – 8 бит, команда 1 – </w:t>
-      </w:r>
-      <w:r>
-        <w:rPr>
-          <w:lang w:val="en-US"/>
-        </w:rPr>
-        <w:t>R</w:t>
-      </w:r>
-      <w:r>
-        <w:t>-&gt;</w:t>
-      </w:r>
-      <w:r>
-        <w:rPr>
-          <w:lang w:val="en-US"/>
-        </w:rPr>
-        <w:t>M</w:t>
-      </w:r>
-      <w:r>
-        <w:t xml:space="preserve"> с прямой регистровой адресацией, команда 2 – </w:t>
-      </w:r>
-      <w:r>
-        <w:rPr>
-          <w:lang w:val="en-US"/>
-        </w:rPr>
-        <w:t>JMP</w:t>
-      </w:r>
-      <w:r>
-        <w:t xml:space="preserve"> </w:t>
-      </w:r>
-      <w:proofErr w:type="spellStart"/>
-      <w:r>
-        <w:rPr>
-          <w:lang w:val="en-US"/>
-        </w:rPr>
-        <w:t>addr</w:t>
-      </w:r>
-      <w:proofErr w:type="spellEnd"/>
-      <w:r>
-        <w:t xml:space="preserve"> </w:t>
-      </w:r>
-      <w:r>
         <w:t>с непосредственной адресацией.</w:t>
       </w:r>
     </w:p>
@@ -1574,7 +1556,7 @@
     <w:p/>
     <w:p>
       <w:pPr>
-        <w:pStyle w:val="2"/>
+        <w:pStyle w:val="Heading2"/>
       </w:pPr>
       <w:r>
         <w:t>3</w:t>
@@ -1604,7 +1586,7 @@
     </w:p>
     <w:p>
       <w:pPr>
-        <w:pStyle w:val="a1"/>
+        <w:pStyle w:val="a0"/>
       </w:pPr>
       <w:proofErr w:type="spellStart"/>
       <w:r>
@@ -1636,7 +1618,7 @@
     </w:p>
     <w:p>
       <w:pPr>
-        <w:pStyle w:val="a1"/>
+        <w:pStyle w:val="a0"/>
         <w:rPr>
           <w:lang w:val="ru-RU"/>
         </w:rPr>
@@ -1656,7 +1638,7 @@
     </w:p>
     <w:p>
       <w:pPr>
-        <w:pStyle w:val="a1"/>
+        <w:pStyle w:val="a0"/>
       </w:pPr>
       <w:r>
         <w:rPr>
@@ -1667,7 +1649,7 @@
     </w:p>
     <w:p>
       <w:pPr>
-        <w:pStyle w:val="a1"/>
+        <w:pStyle w:val="a0"/>
       </w:pPr>
       <w:r>
         <w:rPr>
@@ -1687,7 +1669,7 @@
     </w:p>
     <w:p>
       <w:pPr>
-        <w:pStyle w:val="a1"/>
+        <w:pStyle w:val="a0"/>
       </w:pPr>
       <w:r>
         <w:rPr>
@@ -1698,7 +1680,7 @@
     </w:p>
     <w:p>
       <w:pPr>
-        <w:pStyle w:val="a1"/>
+        <w:pStyle w:val="a0"/>
       </w:pPr>
       <w:r>
         <w:rPr>
@@ -1709,7 +1691,7 @@
     </w:p>
     <w:p>
       <w:pPr>
-        <w:pStyle w:val="a1"/>
+        <w:pStyle w:val="a0"/>
       </w:pPr>
       <w:r>
         <w:rPr>
@@ -1726,7 +1708,7 @@
     </w:p>
     <w:p>
       <w:pPr>
-        <w:pStyle w:val="a1"/>
+        <w:pStyle w:val="a0"/>
       </w:pPr>
       <w:r>
         <w:rPr>
@@ -1796,39 +1778,7 @@
         <w:t>Команды арифметической и логической обработки.</w:t>
       </w:r>
       <w:r>
-        <w:t xml:space="preserve"> Обеспечивают арифметическую и логическую обработку информации в различных формах ее представления. Помимо вычисления результата, формируются признаки (флаги) в АЛУ, характеризующие результат (например, </w:t>
-      </w:r>
-      <w:proofErr w:type="spellStart"/>
-      <w:r>
-        <w:t>Zero</w:t>
-      </w:r>
-      <w:proofErr w:type="spellEnd"/>
-      <w:r>
-        <w:t xml:space="preserve">, </w:t>
-      </w:r>
-      <w:proofErr w:type="spellStart"/>
-      <w:r>
-        <w:t>Negative</w:t>
-      </w:r>
-      <w:proofErr w:type="spellEnd"/>
-      <w:r>
-        <w:t xml:space="preserve">, </w:t>
-      </w:r>
-      <w:proofErr w:type="spellStart"/>
-      <w:r>
-        <w:t>Overflow</w:t>
-      </w:r>
-      <w:proofErr w:type="spellEnd"/>
-      <w:r>
-        <w:t xml:space="preserve">, </w:t>
-      </w:r>
-      <w:proofErr w:type="spellStart"/>
-      <w:r>
-        <w:t>Carry</w:t>
-      </w:r>
-      <w:proofErr w:type="spellEnd"/>
-      <w:r>
-        <w:t>).</w:t>
+        <w:t xml:space="preserve"> Обеспечивают арифметическую и логическую обработку информации в различных формах ее представления. Помимо вычисления результата, формируются признаки (флаги) в АЛУ, характеризующие результат (например, Zero, Negative, Overflow, Carry).</w:t>
       </w:r>
     </w:p>
     <w:p>
@@ -1911,39 +1861,7 @@
         <w:t>Команды управления потоком команд.</w:t>
       </w:r>
       <w:r>
-        <w:t xml:space="preserve"> Вместо инкрементации счётчика команд команда загружает в счётчик адрес следующей команды. Три типа таких команд: безусловные переходы; условные переходы (ветвления); вызовы процедур и возврат из процедур. Для команд статического перехода один из вариантов - указание адреса перехода через счетчик команд (PC – </w:t>
-      </w:r>
-      <w:proofErr w:type="spellStart"/>
-      <w:r>
-        <w:t>program</w:t>
-      </w:r>
-      <w:proofErr w:type="spellEnd"/>
-      <w:r>
-        <w:t xml:space="preserve"> </w:t>
-      </w:r>
-      <w:proofErr w:type="spellStart"/>
-      <w:r>
-        <w:t>counter</w:t>
-      </w:r>
-      <w:proofErr w:type="spellEnd"/>
-      <w:r>
-        <w:t xml:space="preserve"> или IP – </w:t>
-      </w:r>
-      <w:proofErr w:type="spellStart"/>
-      <w:r>
-        <w:t>instruction</w:t>
-      </w:r>
-      <w:proofErr w:type="spellEnd"/>
-      <w:r>
-        <w:t xml:space="preserve"> </w:t>
-      </w:r>
-      <w:proofErr w:type="spellStart"/>
-      <w:r>
-        <w:t>pointer</w:t>
-      </w:r>
-      <w:proofErr w:type="spellEnd"/>
-      <w:r>
-        <w:t>). В случае динамического управления должен быть иной способ указания адреса перехода. Команды вызова процедуры обеспечивают переход из текущей точки программы к начальной точке процедуры. Команды возврата из процедуры обеспечивают возврат к команде следующей за командой вызова. Команда возврата должна обеспечиваться средствами сохранения текущего состояния счётчика команд и его восстановления</w:t>
+        <w:t xml:space="preserve"> Вместо инкрементации счётчика команд команда загружает в счётчик адрес следующей команды. Три типа таких команд: безусловные переходы; условные переходы (ветвления); вызовы процедур и возврат из процедур. Для команд статического перехода один из вариантов - указание адреса перехода через счетчик команд (PC – program counter или IP – instruction pointer). В случае динамического управления должен быть иной способ указания адреса перехода. Команды вызова процедуры обеспечивают переход из текущей точки программы к начальной точке процедуры. Команды возврата из процедуры обеспечивают возврат к команде следующей за командой вызова. Команда возврата должна обеспечиваться средствами сохранения текущего состояния счётчика команд и его восстановления</w:t>
       </w:r>
     </w:p>
     <w:p>
@@ -1953,7 +1871,7 @@
     </w:p>
     <w:p>
       <w:pPr>
-        <w:pStyle w:val="2"/>
+        <w:pStyle w:val="Heading2"/>
       </w:pPr>
       <w:r>
         <w:t xml:space="preserve">4 </w:t>
@@ -1988,7 +1906,7 @@
     <w:p/>
     <w:tbl>
       <w:tblPr>
-        <w:tblStyle w:val="af2"/>
+        <w:tblStyle w:val="TableGrid"/>
         <w:tblW w:w="0" w:type="auto"/>
         <w:tblBorders>
           <w:top w:val="none" w:sz="0" w:space="0" w:color="auto"/>
@@ -2257,7 +2175,7 @@
     </w:tbl>
     <w:p>
       <w:pPr>
-        <w:pStyle w:val="af7"/>
+        <w:pStyle w:val="a8"/>
       </w:pPr>
       <w:r>
         <w:t xml:space="preserve">Рисунок 4.1 – Специальные регистры: </w:t>
@@ -2322,7 +2240,7 @@
     </w:p>
     <w:tbl>
       <w:tblPr>
-        <w:tblStyle w:val="af2"/>
+        <w:tblStyle w:val="TableGrid"/>
         <w:tblW w:w="0" w:type="auto"/>
         <w:tblBorders>
           <w:top w:val="none" w:sz="0" w:space="0" w:color="auto"/>
@@ -2497,7 +2415,7 @@
     </w:tbl>
     <w:p>
       <w:pPr>
-        <w:pStyle w:val="af7"/>
+        <w:pStyle w:val="a8"/>
       </w:pPr>
       <w:r>
         <w:t xml:space="preserve">Рисунок 4.2 – Специальные регистры: </w:t>
@@ -2543,50 +2461,54 @@
       </w:r>
     </w:p>
     <w:p>
-      <w:pPr>
+      <w:r>
+        <w:t xml:space="preserve">В систему введен блок регистров общего назначения, показанный на рисунке 4.3. В регистр </w:t>
+      </w:r>
+      <w:r>
         <w:rPr>
           <w:lang w:val="en-US"/>
         </w:rPr>
-      </w:pPr>
-      <w:r>
-        <w:t xml:space="preserve">В систему введен блок регистров общего назначения, показанный на рисунке 4.3. В регистр </w:t>
+        <w:t>BX</w:t>
+      </w:r>
+      <w:r>
+        <w:t xml:space="preserve"> </w:t>
+      </w:r>
+      <w:r>
+        <w:t xml:space="preserve">константно записывается </w:t>
+      </w:r>
+      <w:r>
+        <w:t>0</w:t>
       </w:r>
       <w:r>
         <w:rPr>
           <w:lang w:val="en-US"/>
         </w:rPr>
-        <w:t xml:space="preserve">BX </w:t>
-      </w:r>
-      <w:r>
-        <w:t xml:space="preserve">константно записывается </w:t>
+        <w:t>x</w:t>
+      </w:r>
+      <w:r>
+        <w:t xml:space="preserve">55. </w:t>
+      </w:r>
+    </w:p>
+    <w:p>
+      <w:r>
+        <w:t xml:space="preserve">Для хранения данных введен блок общей памяти, объединяющий </w:t>
       </w:r>
       <w:r>
         <w:rPr>
           <w:lang w:val="en-US"/>
         </w:rPr>
-        <w:t xml:space="preserve">0x55. </w:t>
-      </w:r>
-    </w:p>
-    <w:p>
-      <w:r>
-        <w:t xml:space="preserve">Для хранения данных введен блок общей памяти, объединяющий </w:t>
+        <w:t>ROM</w:t>
+      </w:r>
+      <w:r>
+        <w:t xml:space="preserve"> </w:t>
+      </w:r>
+      <w:r>
+        <w:t xml:space="preserve">и </w:t>
       </w:r>
       <w:r>
         <w:rPr>
           <w:lang w:val="en-US"/>
         </w:rPr>
-        <w:t>ROM</w:t>
-      </w:r>
-      <w:r>
-        <w:t xml:space="preserve"> </w:t>
-      </w:r>
-      <w:r>
-        <w:t xml:space="preserve">и </w:t>
-      </w:r>
-      <w:r>
-        <w:rPr>
-          <w:lang w:val="en-US"/>
-        </w:rPr>
         <w:t>RAM</w:t>
       </w:r>
       <w:r>
@@ -2607,7 +2529,7 @@
     </w:p>
     <w:p>
       <w:pPr>
-        <w:pStyle w:val="af7"/>
+        <w:pStyle w:val="a8"/>
       </w:pPr>
       <w:r>
         <w:rPr>
@@ -2660,7 +2582,7 @@
     </w:p>
     <w:p>
       <w:pPr>
-        <w:pStyle w:val="af7"/>
+        <w:pStyle w:val="a8"/>
       </w:pPr>
       <w:r>
         <w:t>Рисунок 4.3 – Блок регистров общего назначения РОН</w:t>
@@ -2668,7 +2590,7 @@
     </w:p>
     <w:p>
       <w:pPr>
-        <w:pStyle w:val="af7"/>
+        <w:pStyle w:val="a8"/>
       </w:pPr>
       <w:r>
         <w:rPr>
@@ -2720,7 +2642,7 @@
     </w:p>
     <w:p>
       <w:pPr>
-        <w:pStyle w:val="af7"/>
+        <w:pStyle w:val="a8"/>
       </w:pPr>
       <w:r>
         <w:t>Рисунок 4.4 – Блок общей памяти</w:t>
@@ -2733,7 +2655,7 @@
     </w:p>
     <w:tbl>
       <w:tblPr>
-        <w:tblStyle w:val="af2"/>
+        <w:tblStyle w:val="TableGrid"/>
         <w:tblW w:w="0" w:type="auto"/>
         <w:tblBorders>
           <w:top w:val="none" w:sz="0" w:space="0" w:color="auto"/>
@@ -2917,7 +2839,7 @@
     <w:p/>
     <w:p>
       <w:pPr>
-        <w:pStyle w:val="af7"/>
+        <w:pStyle w:val="a8"/>
       </w:pPr>
       <w:r>
         <w:t xml:space="preserve">Рисунок 4.5 – </w:t>
@@ -2969,9 +2891,12 @@
     </w:p>
     <w:p>
       <w:pPr>
-        <w:pStyle w:val="af7"/>
-      </w:pPr>
-      <w:r>
+        <w:pStyle w:val="a8"/>
+      </w:pPr>
+      <w:r>
+        <w:rPr>
+          <w:noProof/>
+        </w:rPr>
         <w:drawing>
           <wp:inline distT="0" distB="0" distL="0" distR="0" wp14:anchorId="5587F40A" wp14:editId="1CF7204B">
             <wp:extent cx="5939790" cy="2433320"/>
@@ -3011,7 +2936,7 @@
     </w:p>
     <w:p>
       <w:pPr>
-        <w:pStyle w:val="af7"/>
+        <w:pStyle w:val="a8"/>
       </w:pPr>
       <w:r>
         <w:t>Рисунок 4.8 – Диаграмма моделирования выполнения команд</w:t>
@@ -3034,7 +2959,7 @@
     </w:p>
     <w:p>
       <w:pPr>
-        <w:pStyle w:val="af7"/>
+        <w:pStyle w:val="a8"/>
       </w:pPr>
       <w:r>
         <w:rPr>
@@ -3087,7 +3012,7 @@
     </w:p>
     <w:p>
       <w:pPr>
-        <w:pStyle w:val="af7"/>
+        <w:pStyle w:val="a8"/>
       </w:pPr>
       <w:r>
         <w:t xml:space="preserve">Рисунок 4.6 </w:t>
@@ -3104,7 +3029,7 @@
     </w:p>
     <w:p>
       <w:pPr>
-        <w:pStyle w:val="af7"/>
+        <w:pStyle w:val="a8"/>
       </w:pPr>
       <w:r>
         <w:rPr>
@@ -3157,7 +3082,7 @@
     </w:p>
     <w:p>
       <w:pPr>
-        <w:pStyle w:val="af7"/>
+        <w:pStyle w:val="a8"/>
         <w:sectPr>
           <w:pgSz w:w="16838" w:h="11906" w:orient="landscape"/>
           <w:pgMar w:top="1701" w:right="1134" w:bottom="851" w:left="1531" w:header="709" w:footer="510" w:gutter="0"/>
@@ -3172,7 +3097,7 @@
     </w:p>
     <w:p>
       <w:pPr>
-        <w:pStyle w:val="2"/>
+        <w:pStyle w:val="Heading2"/>
       </w:pPr>
       <w:r>
         <w:lastRenderedPageBreak/>
@@ -3196,28 +3121,11 @@
         <w:t xml:space="preserve"> </w:t>
       </w:r>
       <w:r>
-        <w:t>система, состоящая</w:t>
-      </w:r>
-      <w:r>
-        <w:t xml:space="preserve"> из блока памяти, блока управления, блока </w:t>
-      </w:r>
-      <w:proofErr w:type="spellStart"/>
-      <w:r>
-        <w:t>РОНов</w:t>
-      </w:r>
-      <w:proofErr w:type="spellEnd"/>
-      <w:r>
-        <w:t xml:space="preserve"> и шин данных, адреса и управления</w:t>
-      </w:r>
-      <w:r>
-        <w:t>.</w:t>
+        <w:t>система, состоящая из блока памяти, блока управления, блока РОНов и шин данных, адреса и управления.</w:t>
       </w:r>
     </w:p>
     <w:p/>
-    <w:p>
-      <w:bookmarkStart w:id="2" w:name="_GoBack"/>
-      <w:bookmarkEnd w:id="2"/>
-    </w:p>
+    <w:p/>
     <w:sectPr>
       <w:pgSz w:w="11906" w:h="16838"/>
       <w:pgMar w:top="1134" w:right="851" w:bottom="1531" w:left="1701" w:header="709" w:footer="510" w:gutter="0"/>
@@ -3230,7 +3138,7 @@
 </file>
 
 <file path=word/endnotes.xml><?xml version="1.0" encoding="utf-8"?>
-<w:endnotes xmlns:wpc="http://schemas.microsoft.com/office/word/2010/wordprocessingCanvas" xmlns:cx="http://schemas.microsoft.com/office/drawing/2014/chartex" xmlns:cx1="http://schemas.microsoft.com/office/drawing/2015/9/8/chartex" xmlns:mc="http://schemas.openxmlformats.org/markup-compatibility/2006" xmlns:o="urn:schemas-microsoft-com:office:office" xmlns:r="http://schemas.openxmlformats.org/officeDocument/2006/relationships" xmlns:m="http://schemas.openxmlformats.org/officeDocument/2006/math" xmlns:v="urn:schemas-microsoft-com:vml" xmlns:wp14="http://schemas.microsoft.com/office/word/2010/wordprocessingDrawing" xmlns:wp="http://schemas.openxmlformats.org/drawingml/2006/wordprocessingDrawing" xmlns:w10="urn:schemas-microsoft-com:office:word" xmlns:w="http://schemas.openxmlformats.org/wordprocessingml/2006/main" xmlns:w14="http://schemas.microsoft.com/office/word/2010/wordml" xmlns:w15="http://schemas.microsoft.com/office/word/2012/wordml" xmlns:w16se="http://schemas.microsoft.com/office/word/2015/wordml/symex" xmlns:wpg="http://schemas.microsoft.com/office/word/2010/wordprocessingGroup" xmlns:wpi="http://schemas.microsoft.com/office/word/2010/wordprocessingInk" xmlns:wne="http://schemas.microsoft.com/office/word/2006/wordml" xmlns:wps="http://schemas.microsoft.com/office/word/2010/wordprocessingShape" mc:Ignorable="w14 w15 w16se wp14">
+<w:endnotes xmlns:wpc="http://schemas.microsoft.com/office/word/2010/wordprocessingCanvas" xmlns:cx="http://schemas.microsoft.com/office/drawing/2014/chartex" xmlns:cx1="http://schemas.microsoft.com/office/drawing/2015/9/8/chartex" xmlns:cx2="http://schemas.microsoft.com/office/drawing/2015/10/21/chartex" xmlns:cx3="http://schemas.microsoft.com/office/drawing/2016/5/9/chartex" xmlns:cx4="http://schemas.microsoft.com/office/drawing/2016/5/10/chartex" xmlns:cx5="http://schemas.microsoft.com/office/drawing/2016/5/11/chartex" xmlns:cx6="http://schemas.microsoft.com/office/drawing/2016/5/12/chartex" xmlns:cx7="http://schemas.microsoft.com/office/drawing/2016/5/13/chartex" xmlns:cx8="http://schemas.microsoft.com/office/drawing/2016/5/14/chartex" xmlns:mc="http://schemas.openxmlformats.org/markup-compatibility/2006" xmlns:aink="http://schemas.microsoft.com/office/drawing/2016/ink" xmlns:am3d="http://schemas.microsoft.com/office/drawing/2017/model3d" xmlns:o="urn:schemas-microsoft-com:office:office" xmlns:r="http://schemas.openxmlformats.org/officeDocument/2006/relationships" xmlns:m="http://schemas.openxmlformats.org/officeDocument/2006/math" xmlns:v="urn:schemas-microsoft-com:vml" xmlns:wp14="http://schemas.microsoft.com/office/word/2010/wordprocessingDrawing" xmlns:wp="http://schemas.openxmlformats.org/drawingml/2006/wordprocessingDrawing" xmlns:w10="urn:schemas-microsoft-com:office:word" xmlns:w="http://schemas.openxmlformats.org/wordprocessingml/2006/main" xmlns:w14="http://schemas.microsoft.com/office/word/2010/wordml" xmlns:w15="http://schemas.microsoft.com/office/word/2012/wordml" xmlns:w16cex="http://schemas.microsoft.com/office/word/2018/wordml/cex" xmlns:w16cid="http://schemas.microsoft.com/office/word/2016/wordml/cid" xmlns:w16="http://schemas.microsoft.com/office/word/2018/wordml" xmlns:w16sdtdh="http://schemas.microsoft.com/office/word/2020/wordml/sdtdatahash" xmlns:w16se="http://schemas.microsoft.com/office/word/2015/wordml/symex" xmlns:wpg="http://schemas.microsoft.com/office/word/2010/wordprocessingGroup" xmlns:wpi="http://schemas.microsoft.com/office/word/2010/wordprocessingInk" xmlns:wne="http://schemas.microsoft.com/office/word/2006/wordml" xmlns:wps="http://schemas.microsoft.com/office/word/2010/wordprocessingShape" mc:Ignorable="w14 w15 w16se w16cid w16 w16cex w16sdtdh wp14">
   <w:endnote w:type="separator" w:id="-1">
     <w:p>
       <w:r>
@@ -3249,7 +3157,7 @@
 </file>
 
 <file path=word/footer1.xml><?xml version="1.0" encoding="utf-8"?>
-<w:ftr xmlns:wpc="http://schemas.microsoft.com/office/word/2010/wordprocessingCanvas" xmlns:cx="http://schemas.microsoft.com/office/drawing/2014/chartex" xmlns:cx1="http://schemas.microsoft.com/office/drawing/2015/9/8/chartex" xmlns:mc="http://schemas.openxmlformats.org/markup-compatibility/2006" xmlns:o="urn:schemas-microsoft-com:office:office" xmlns:r="http://schemas.openxmlformats.org/officeDocument/2006/relationships" xmlns:m="http://schemas.openxmlformats.org/officeDocument/2006/math" xmlns:v="urn:schemas-microsoft-com:vml" xmlns:wp14="http://schemas.microsoft.com/office/word/2010/wordprocessingDrawing" xmlns:wp="http://schemas.openxmlformats.org/drawingml/2006/wordprocessingDrawing" xmlns:w10="urn:schemas-microsoft-com:office:word" xmlns:w="http://schemas.openxmlformats.org/wordprocessingml/2006/main" xmlns:w14="http://schemas.microsoft.com/office/word/2010/wordml" xmlns:w15="http://schemas.microsoft.com/office/word/2012/wordml" xmlns:w16se="http://schemas.microsoft.com/office/word/2015/wordml/symex" xmlns:wpg="http://schemas.microsoft.com/office/word/2010/wordprocessingGroup" xmlns:wpi="http://schemas.microsoft.com/office/word/2010/wordprocessingInk" xmlns:wne="http://schemas.microsoft.com/office/word/2006/wordml" xmlns:wps="http://schemas.microsoft.com/office/word/2010/wordprocessingShape" mc:Ignorable="w14 w15 w16se wp14">
+<w:ftr xmlns:wpc="http://schemas.microsoft.com/office/word/2010/wordprocessingCanvas" xmlns:cx="http://schemas.microsoft.com/office/drawing/2014/chartex" xmlns:cx1="http://schemas.microsoft.com/office/drawing/2015/9/8/chartex" xmlns:cx2="http://schemas.microsoft.com/office/drawing/2015/10/21/chartex" xmlns:cx3="http://schemas.microsoft.com/office/drawing/2016/5/9/chartex" xmlns:cx4="http://schemas.microsoft.com/office/drawing/2016/5/10/chartex" xmlns:cx5="http://schemas.microsoft.com/office/drawing/2016/5/11/chartex" xmlns:cx6="http://schemas.microsoft.com/office/drawing/2016/5/12/chartex" xmlns:cx7="http://schemas.microsoft.com/office/drawing/2016/5/13/chartex" xmlns:cx8="http://schemas.microsoft.com/office/drawing/2016/5/14/chartex" xmlns:mc="http://schemas.openxmlformats.org/markup-compatibility/2006" xmlns:aink="http://schemas.microsoft.com/office/drawing/2016/ink" xmlns:am3d="http://schemas.microsoft.com/office/drawing/2017/model3d" xmlns:o="urn:schemas-microsoft-com:office:office" xmlns:r="http://schemas.openxmlformats.org/officeDocument/2006/relationships" xmlns:m="http://schemas.openxmlformats.org/officeDocument/2006/math" xmlns:v="urn:schemas-microsoft-com:vml" xmlns:wp14="http://schemas.microsoft.com/office/word/2010/wordprocessingDrawing" xmlns:wp="http://schemas.openxmlformats.org/drawingml/2006/wordprocessingDrawing" xmlns:w10="urn:schemas-microsoft-com:office:word" xmlns:w="http://schemas.openxmlformats.org/wordprocessingml/2006/main" xmlns:w14="http://schemas.microsoft.com/office/word/2010/wordml" xmlns:w15="http://schemas.microsoft.com/office/word/2012/wordml" xmlns:w16cex="http://schemas.microsoft.com/office/word/2018/wordml/cex" xmlns:w16cid="http://schemas.microsoft.com/office/word/2016/wordml/cid" xmlns:w16="http://schemas.microsoft.com/office/word/2018/wordml" xmlns:w16sdtdh="http://schemas.microsoft.com/office/word/2020/wordml/sdtdatahash" xmlns:w16se="http://schemas.microsoft.com/office/word/2015/wordml/symex" xmlns:wpg="http://schemas.microsoft.com/office/word/2010/wordprocessingGroup" xmlns:wpi="http://schemas.microsoft.com/office/word/2010/wordprocessingInk" xmlns:wne="http://schemas.microsoft.com/office/word/2006/wordml" xmlns:wps="http://schemas.microsoft.com/office/word/2010/wordprocessingShape" mc:Ignorable="w14 w15 w16se w16cid w16 w16cex w16sdtdh wp14">
   <w:sdt>
     <w:sdtPr>
       <w:id w:val="-997342125"/>
@@ -3258,10 +3166,11 @@
         <w:docPartUnique/>
       </w:docPartObj>
     </w:sdtPr>
+    <w:sdtEndPr/>
     <w:sdtContent>
       <w:p>
         <w:pPr>
-          <w:pStyle w:val="a9"/>
+          <w:pStyle w:val="Footer"/>
           <w:jc w:val="right"/>
         </w:pPr>
         <w:r>
@@ -3287,59 +3196,30 @@
   </w:sdt>
   <w:p>
     <w:pPr>
-      <w:pStyle w:val="a9"/>
+      <w:pStyle w:val="Footer"/>
     </w:pPr>
   </w:p>
 </w:ftr>
 </file>
 
 <file path=word/footer2.xml><?xml version="1.0" encoding="utf-8"?>
-<w:ftr xmlns:wpc="http://schemas.microsoft.com/office/word/2010/wordprocessingCanvas" xmlns:cx="http://schemas.microsoft.com/office/drawing/2014/chartex" xmlns:cx1="http://schemas.microsoft.com/office/drawing/2015/9/8/chartex" xmlns:mc="http://schemas.openxmlformats.org/markup-compatibility/2006" xmlns:o="urn:schemas-microsoft-com:office:office" xmlns:r="http://schemas.openxmlformats.org/officeDocument/2006/relationships" xmlns:m="http://schemas.openxmlformats.org/officeDocument/2006/math" xmlns:v="urn:schemas-microsoft-com:vml" xmlns:wp14="http://schemas.microsoft.com/office/word/2010/wordprocessingDrawing" xmlns:wp="http://schemas.openxmlformats.org/drawingml/2006/wordprocessingDrawing" xmlns:w10="urn:schemas-microsoft-com:office:word" xmlns:w="http://schemas.openxmlformats.org/wordprocessingml/2006/main" xmlns:w14="http://schemas.microsoft.com/office/word/2010/wordml" xmlns:w15="http://schemas.microsoft.com/office/word/2012/wordml" xmlns:w16se="http://schemas.microsoft.com/office/word/2015/wordml/symex" xmlns:wpg="http://schemas.microsoft.com/office/word/2010/wordprocessingGroup" xmlns:wpi="http://schemas.microsoft.com/office/word/2010/wordprocessingInk" xmlns:wne="http://schemas.microsoft.com/office/word/2006/wordml" xmlns:wps="http://schemas.microsoft.com/office/word/2010/wordprocessingShape" mc:Ignorable="w14 w15 w16se wp14">
-  <w:sdt>
-    <w:sdtPr>
-      <w:id w:val="-1767990874"/>
-      <w:docPartObj>
-        <w:docPartGallery w:val="Page Numbers (Bottom of Page)"/>
-        <w:docPartUnique/>
-      </w:docPartObj>
-    </w:sdtPr>
-    <w:sdtContent>
-      <w:p>
-        <w:pPr>
-          <w:pStyle w:val="a9"/>
-          <w:jc w:val="right"/>
-        </w:pPr>
-        <w:r>
-          <w:fldChar w:fldCharType="begin"/>
-        </w:r>
-        <w:r>
-          <w:instrText>PAGE   \* MERGEFORMAT</w:instrText>
-        </w:r>
-        <w:r>
-          <w:fldChar w:fldCharType="separate"/>
-        </w:r>
-        <w:r>
-          <w:rPr>
-            <w:noProof/>
-          </w:rPr>
-          <w:t>11</w:t>
-        </w:r>
-        <w:r>
-          <w:fldChar w:fldCharType="end"/>
-        </w:r>
-      </w:p>
-    </w:sdtContent>
-  </w:sdt>
+<w:ftr xmlns:wpc="http://schemas.microsoft.com/office/word/2010/wordprocessingCanvas" xmlns:cx="http://schemas.microsoft.com/office/drawing/2014/chartex" xmlns:cx1="http://schemas.microsoft.com/office/drawing/2015/9/8/chartex" xmlns:cx2="http://schemas.microsoft.com/office/drawing/2015/10/21/chartex" xmlns:cx3="http://schemas.microsoft.com/office/drawing/2016/5/9/chartex" xmlns:cx4="http://schemas.microsoft.com/office/drawing/2016/5/10/chartex" xmlns:cx5="http://schemas.microsoft.com/office/drawing/2016/5/11/chartex" xmlns:cx6="http://schemas.microsoft.com/office/drawing/2016/5/12/chartex" xmlns:cx7="http://schemas.microsoft.com/office/drawing/2016/5/13/chartex" xmlns:cx8="http://schemas.microsoft.com/office/drawing/2016/5/14/chartex" xmlns:mc="http://schemas.openxmlformats.org/markup-compatibility/2006" xmlns:aink="http://schemas.microsoft.com/office/drawing/2016/ink" xmlns:am3d="http://schemas.microsoft.com/office/drawing/2017/model3d" xmlns:o="urn:schemas-microsoft-com:office:office" xmlns:r="http://schemas.openxmlformats.org/officeDocument/2006/relationships" xmlns:m="http://schemas.openxmlformats.org/officeDocument/2006/math" xmlns:v="urn:schemas-microsoft-com:vml" xmlns:wp14="http://schemas.microsoft.com/office/word/2010/wordprocessingDrawing" xmlns:wp="http://schemas.openxmlformats.org/drawingml/2006/wordprocessingDrawing" xmlns:w10="urn:schemas-microsoft-com:office:word" xmlns:w="http://schemas.openxmlformats.org/wordprocessingml/2006/main" xmlns:w14="http://schemas.microsoft.com/office/word/2010/wordml" xmlns:w15="http://schemas.microsoft.com/office/word/2012/wordml" xmlns:w16cex="http://schemas.microsoft.com/office/word/2018/wordml/cex" xmlns:w16cid="http://schemas.microsoft.com/office/word/2016/wordml/cid" xmlns:w16="http://schemas.microsoft.com/office/word/2018/wordml" xmlns:w16sdtdh="http://schemas.microsoft.com/office/word/2020/wordml/sdtdatahash" xmlns:w16se="http://schemas.microsoft.com/office/word/2015/wordml/symex" xmlns:wpg="http://schemas.microsoft.com/office/word/2010/wordprocessingGroup" xmlns:wpi="http://schemas.microsoft.com/office/word/2010/wordprocessingInk" xmlns:wne="http://schemas.microsoft.com/office/word/2006/wordml" xmlns:wps="http://schemas.microsoft.com/office/word/2010/wordprocessingShape" mc:Ignorable="w14 w15 w16se w16cid w16 w16cex w16sdtdh wp14">
   <w:p>
     <w:pPr>
-      <w:pStyle w:val="a9"/>
+      <w:pStyle w:val="Footer"/>
+      <w:jc w:val="right"/>
+    </w:pPr>
+  </w:p>
+  <w:p>
+    <w:pPr>
+      <w:pStyle w:val="Footer"/>
     </w:pPr>
   </w:p>
 </w:ftr>
 </file>
 
 <file path=word/footnotes.xml><?xml version="1.0" encoding="utf-8"?>
-<w:footnotes xmlns:wpc="http://schemas.microsoft.com/office/word/2010/wordprocessingCanvas" xmlns:cx="http://schemas.microsoft.com/office/drawing/2014/chartex" xmlns:cx1="http://schemas.microsoft.com/office/drawing/2015/9/8/chartex" xmlns:mc="http://schemas.openxmlformats.org/markup-compatibility/2006" xmlns:o="urn:schemas-microsoft-com:office:office" xmlns:r="http://schemas.openxmlformats.org/officeDocument/2006/relationships" xmlns:m="http://schemas.openxmlformats.org/officeDocument/2006/math" xmlns:v="urn:schemas-microsoft-com:vml" xmlns:wp14="http://schemas.microsoft.com/office/word/2010/wordprocessingDrawing" xmlns:wp="http://schemas.openxmlformats.org/drawingml/2006/wordprocessingDrawing" xmlns:w10="urn:schemas-microsoft-com:office:word" xmlns:w="http://schemas.openxmlformats.org/wordprocessingml/2006/main" xmlns:w14="http://schemas.microsoft.com/office/word/2010/wordml" xmlns:w15="http://schemas.microsoft.com/office/word/2012/wordml" xmlns:w16se="http://schemas.microsoft.com/office/word/2015/wordml/symex" xmlns:wpg="http://schemas.microsoft.com/office/word/2010/wordprocessingGroup" xmlns:wpi="http://schemas.microsoft.com/office/word/2010/wordprocessingInk" xmlns:wne="http://schemas.microsoft.com/office/word/2006/wordml" xmlns:wps="http://schemas.microsoft.com/office/word/2010/wordprocessingShape" mc:Ignorable="w14 w15 w16se wp14">
+<w:footnotes xmlns:wpc="http://schemas.microsoft.com/office/word/2010/wordprocessingCanvas" xmlns:cx="http://schemas.microsoft.com/office/drawing/2014/chartex" xmlns:cx1="http://schemas.microsoft.com/office/drawing/2015/9/8/chartex" xmlns:cx2="http://schemas.microsoft.com/office/drawing/2015/10/21/chartex" xmlns:cx3="http://schemas.microsoft.com/office/drawing/2016/5/9/chartex" xmlns:cx4="http://schemas.microsoft.com/office/drawing/2016/5/10/chartex" xmlns:cx5="http://schemas.microsoft.com/office/drawing/2016/5/11/chartex" xmlns:cx6="http://schemas.microsoft.com/office/drawing/2016/5/12/chartex" xmlns:cx7="http://schemas.microsoft.com/office/drawing/2016/5/13/chartex" xmlns:cx8="http://schemas.microsoft.com/office/drawing/2016/5/14/chartex" xmlns:mc="http://schemas.openxmlformats.org/markup-compatibility/2006" xmlns:aink="http://schemas.microsoft.com/office/drawing/2016/ink" xmlns:am3d="http://schemas.microsoft.com/office/drawing/2017/model3d" xmlns:o="urn:schemas-microsoft-com:office:office" xmlns:r="http://schemas.openxmlformats.org/officeDocument/2006/relationships" xmlns:m="http://schemas.openxmlformats.org/officeDocument/2006/math" xmlns:v="urn:schemas-microsoft-com:vml" xmlns:wp14="http://schemas.microsoft.com/office/word/2010/wordprocessingDrawing" xmlns:wp="http://schemas.openxmlformats.org/drawingml/2006/wordprocessingDrawing" xmlns:w10="urn:schemas-microsoft-com:office:word" xmlns:w="http://schemas.openxmlformats.org/wordprocessingml/2006/main" xmlns:w14="http://schemas.microsoft.com/office/word/2010/wordml" xmlns:w15="http://schemas.microsoft.com/office/word/2012/wordml" xmlns:w16cex="http://schemas.microsoft.com/office/word/2018/wordml/cex" xmlns:w16cid="http://schemas.microsoft.com/office/word/2016/wordml/cid" xmlns:w16="http://schemas.microsoft.com/office/word/2018/wordml" xmlns:w16sdtdh="http://schemas.microsoft.com/office/word/2020/wordml/sdtdatahash" xmlns:w16se="http://schemas.microsoft.com/office/word/2015/wordml/symex" xmlns:wpg="http://schemas.microsoft.com/office/word/2010/wordprocessingGroup" xmlns:wpi="http://schemas.microsoft.com/office/word/2010/wordprocessingInk" xmlns:wne="http://schemas.microsoft.com/office/word/2006/wordml" xmlns:wps="http://schemas.microsoft.com/office/word/2010/wordprocessingShape" mc:Ignorable="w14 w15 w16se w16cid w16 w16cex w16sdtdh wp14">
   <w:footnote w:type="separator" w:id="-1">
     <w:p>
       <w:r>
@@ -3358,7 +3238,7 @@
 </file>
 
 <file path=word/numbering.xml><?xml version="1.0" encoding="utf-8"?>
-<w:numbering xmlns:wpc="http://schemas.microsoft.com/office/word/2010/wordprocessingCanvas" xmlns:cx="http://schemas.microsoft.com/office/drawing/2014/chartex" xmlns:cx1="http://schemas.microsoft.com/office/drawing/2015/9/8/chartex" xmlns:mc="http://schemas.openxmlformats.org/markup-compatibility/2006" xmlns:o="urn:schemas-microsoft-com:office:office" xmlns:r="http://schemas.openxmlformats.org/officeDocument/2006/relationships" xmlns:m="http://schemas.openxmlformats.org/officeDocument/2006/math" xmlns:v="urn:schemas-microsoft-com:vml" xmlns:wp14="http://schemas.microsoft.com/office/word/2010/wordprocessingDrawing" xmlns:wp="http://schemas.openxmlformats.org/drawingml/2006/wordprocessingDrawing" xmlns:w10="urn:schemas-microsoft-com:office:word" xmlns:w="http://schemas.openxmlformats.org/wordprocessingml/2006/main" xmlns:w14="http://schemas.microsoft.com/office/word/2010/wordml" xmlns:w15="http://schemas.microsoft.com/office/word/2012/wordml" xmlns:w16se="http://schemas.microsoft.com/office/word/2015/wordml/symex" xmlns:wpg="http://schemas.microsoft.com/office/word/2010/wordprocessingGroup" xmlns:wpi="http://schemas.microsoft.com/office/word/2010/wordprocessingInk" xmlns:wne="http://schemas.microsoft.com/office/word/2006/wordml" xmlns:wps="http://schemas.microsoft.com/office/word/2010/wordprocessingShape" mc:Ignorable="w14 w15 w16se wp14">
+<w:numbering xmlns:wpc="http://schemas.microsoft.com/office/word/2010/wordprocessingCanvas" xmlns:cx="http://schemas.microsoft.com/office/drawing/2014/chartex" xmlns:cx1="http://schemas.microsoft.com/office/drawing/2015/9/8/chartex" xmlns:cx2="http://schemas.microsoft.com/office/drawing/2015/10/21/chartex" xmlns:cx3="http://schemas.microsoft.com/office/drawing/2016/5/9/chartex" xmlns:cx4="http://schemas.microsoft.com/office/drawing/2016/5/10/chartex" xmlns:cx5="http://schemas.microsoft.com/office/drawing/2016/5/11/chartex" xmlns:cx6="http://schemas.microsoft.com/office/drawing/2016/5/12/chartex" xmlns:cx7="http://schemas.microsoft.com/office/drawing/2016/5/13/chartex" xmlns:cx8="http://schemas.microsoft.com/office/drawing/2016/5/14/chartex" xmlns:mc="http://schemas.openxmlformats.org/markup-compatibility/2006" xmlns:aink="http://schemas.microsoft.com/office/drawing/2016/ink" xmlns:am3d="http://schemas.microsoft.com/office/drawing/2017/model3d" xmlns:o="urn:schemas-microsoft-com:office:office" xmlns:r="http://schemas.openxmlformats.org/officeDocument/2006/relationships" xmlns:m="http://schemas.openxmlformats.org/officeDocument/2006/math" xmlns:v="urn:schemas-microsoft-com:vml" xmlns:wp14="http://schemas.microsoft.com/office/word/2010/wordprocessingDrawing" xmlns:wp="http://schemas.openxmlformats.org/drawingml/2006/wordprocessingDrawing" xmlns:w10="urn:schemas-microsoft-com:office:word" xmlns:w="http://schemas.openxmlformats.org/wordprocessingml/2006/main" xmlns:w14="http://schemas.microsoft.com/office/word/2010/wordml" xmlns:w15="http://schemas.microsoft.com/office/word/2012/wordml" xmlns:w16cex="http://schemas.microsoft.com/office/word/2018/wordml/cex" xmlns:w16cid="http://schemas.microsoft.com/office/word/2016/wordml/cid" xmlns:w16="http://schemas.microsoft.com/office/word/2018/wordml" xmlns:w16sdtdh="http://schemas.microsoft.com/office/word/2020/wordml/sdtdatahash" xmlns:w16se="http://schemas.microsoft.com/office/word/2015/wordml/symex" xmlns:wpg="http://schemas.microsoft.com/office/word/2010/wordprocessingGroup" xmlns:wpi="http://schemas.microsoft.com/office/word/2010/wordprocessingInk" xmlns:wne="http://schemas.microsoft.com/office/word/2006/wordml" xmlns:wps="http://schemas.microsoft.com/office/word/2010/wordprocessingShape" mc:Ignorable="w14 w15 w16se w16cid w16 w16cex w16sdtdh wp14">
   <w:abstractNum w:abstractNumId="0" w15:restartNumberingAfterBreak="0">
     <w:nsid w:val="047A7189"/>
     <w:multiLevelType w:val="hybridMultilevel"/>
@@ -3548,7 +3428,7 @@
     <w:lvl w:ilvl="0">
       <w:start w:val="1"/>
       <w:numFmt w:val="decimal"/>
-      <w:pStyle w:val="a"/>
+      <w:pStyle w:val="ListParagraph"/>
       <w:suff w:val="space"/>
       <w:lvlText w:val="%1."/>
       <w:lvlJc w:val="left"/>
@@ -3874,7 +3754,7 @@
     <w:nsid w:val="2ADC7C5D"/>
     <w:multiLevelType w:val="multilevel"/>
     <w:tmpl w:val="380EECAC"/>
-    <w:styleLink w:val="a0"/>
+    <w:styleLink w:val="a"/>
     <w:lvl w:ilvl="0">
       <w:start w:val="1"/>
       <w:numFmt w:val="decimal"/>
@@ -5025,7 +4905,7 @@
     <w:lvl w:ilvl="0" w:tplc="FBA0EBF2">
       <w:start w:val="1"/>
       <w:numFmt w:val="bullet"/>
-      <w:pStyle w:val="a1"/>
+      <w:pStyle w:val="a0"/>
       <w:suff w:val="space"/>
       <w:lvlText w:val=""/>
       <w:lvlJc w:val="left"/>
@@ -5556,7 +5436,7 @@
 </file>
 
 <file path=word/styles.xml><?xml version="1.0" encoding="utf-8"?>
-<w:styles xmlns:mc="http://schemas.openxmlformats.org/markup-compatibility/2006" xmlns:r="http://schemas.openxmlformats.org/officeDocument/2006/relationships" xmlns:w="http://schemas.openxmlformats.org/wordprocessingml/2006/main" xmlns:w14="http://schemas.microsoft.com/office/word/2010/wordml" xmlns:w15="http://schemas.microsoft.com/office/word/2012/wordml" xmlns:w16se="http://schemas.microsoft.com/office/word/2015/wordml/symex" mc:Ignorable="w14 w15 w16se">
+<w:styles xmlns:mc="http://schemas.openxmlformats.org/markup-compatibility/2006" xmlns:r="http://schemas.openxmlformats.org/officeDocument/2006/relationships" xmlns:w="http://schemas.openxmlformats.org/wordprocessingml/2006/main" xmlns:w14="http://schemas.microsoft.com/office/word/2010/wordml" xmlns:w15="http://schemas.microsoft.com/office/word/2012/wordml" xmlns:w16cex="http://schemas.microsoft.com/office/word/2018/wordml/cex" xmlns:w16cid="http://schemas.microsoft.com/office/word/2016/wordml/cid" xmlns:w16="http://schemas.microsoft.com/office/word/2018/wordml" xmlns:w16sdtdh="http://schemas.microsoft.com/office/word/2020/wordml/sdtdatahash" xmlns:w16se="http://schemas.microsoft.com/office/word/2015/wordml/symex" mc:Ignorable="w14 w15 w16se w16cid w16 w16cex w16sdtdh">
   <w:docDefaults>
     <w:rPrDefault>
       <w:rPr>
@@ -5572,7 +5452,7 @@
       </w:pPr>
     </w:pPrDefault>
   </w:docDefaults>
-  <w:latentStyles w:defLockedState="0" w:defUIPriority="99" w:defSemiHidden="0" w:defUnhideWhenUsed="0" w:defQFormat="0" w:count="371">
+  <w:latentStyles w:defLockedState="0" w:defUIPriority="99" w:defSemiHidden="0" w:defUnhideWhenUsed="0" w:defQFormat="0" w:count="376">
     <w:lsdException w:name="Normal" w:uiPriority="0" w:qFormat="1"/>
     <w:lsdException w:name="heading 1" w:uiPriority="9" w:qFormat="1"/>
     <w:lsdException w:name="heading 2" w:semiHidden="1" w:uiPriority="9" w:unhideWhenUsed="1" w:qFormat="1"/>
@@ -5678,7 +5558,6 @@
     <w:lsdException w:name="HTML Sample" w:semiHidden="1" w:unhideWhenUsed="1"/>
     <w:lsdException w:name="HTML Typewriter" w:semiHidden="1" w:unhideWhenUsed="1"/>
     <w:lsdException w:name="HTML Variable" w:semiHidden="1" w:unhideWhenUsed="1"/>
-    <w:lsdException w:name="Normal Table" w:semiHidden="1" w:unhideWhenUsed="1"/>
     <w:lsdException w:name="annotation subject" w:semiHidden="1" w:unhideWhenUsed="1"/>
     <w:lsdException w:name="No List" w:semiHidden="1" w:unhideWhenUsed="1"/>
     <w:lsdException w:name="Outline List 1" w:semiHidden="1" w:unhideWhenUsed="1"/>
@@ -5721,11 +5600,8 @@
     <w:lsdException w:name="Table Contemporary" w:semiHidden="1" w:unhideWhenUsed="1"/>
     <w:lsdException w:name="Table Elegant" w:semiHidden="1" w:unhideWhenUsed="1"/>
     <w:lsdException w:name="Table Professional" w:semiHidden="1" w:unhideWhenUsed="1"/>
-    <w:lsdException w:name="Table Subtle 1" w:semiHidden="1" w:unhideWhenUsed="1"/>
     <w:lsdException w:name="Table Subtle 2" w:semiHidden="1" w:unhideWhenUsed="1"/>
     <w:lsdException w:name="Table Web 1" w:semiHidden="1" w:unhideWhenUsed="1"/>
-    <w:lsdException w:name="Table Web 2" w:semiHidden="1" w:unhideWhenUsed="1"/>
-    <w:lsdException w:name="Table Web 3" w:semiHidden="1" w:unhideWhenUsed="1"/>
     <w:lsdException w:name="Balloon Text" w:semiHidden="1" w:unhideWhenUsed="1"/>
     <w:lsdException w:name="Table Grid" w:uiPriority="39"/>
     <w:lsdException w:name="Table Theme" w:semiHidden="1" w:unhideWhenUsed="1"/>
@@ -5944,8 +5820,13 @@
     <w:lsdException w:name="List Table 5 Dark Accent 6" w:uiPriority="50"/>
     <w:lsdException w:name="List Table 6 Colorful Accent 6" w:uiPriority="51"/>
     <w:lsdException w:name="List Table 7 Colorful Accent 6" w:uiPriority="52"/>
+    <w:lsdException w:name="Mention" w:semiHidden="1" w:unhideWhenUsed="1"/>
+    <w:lsdException w:name="Smart Hyperlink" w:semiHidden="1" w:unhideWhenUsed="1"/>
+    <w:lsdException w:name="Hashtag" w:semiHidden="1" w:unhideWhenUsed="1"/>
+    <w:lsdException w:name="Unresolved Mention" w:semiHidden="1" w:unhideWhenUsed="1"/>
+    <w:lsdException w:name="Smart Link" w:semiHidden="1" w:unhideWhenUsed="1"/>
   </w:latentStyles>
-  <w:style w:type="paragraph" w:default="1" w:styleId="a2">
+  <w:style w:type="paragraph" w:default="1" w:styleId="Normal">
     <w:name w:val="Normal"/>
     <w:qFormat/>
     <w:rsid w:val="00F73C2F"/>
@@ -5960,10 +5841,10 @@
       <w:szCs w:val="28"/>
     </w:rPr>
   </w:style>
-  <w:style w:type="paragraph" w:styleId="1">
+  <w:style w:type="paragraph" w:styleId="Heading1">
     <w:name w:val="heading 1"/>
-    <w:next w:val="a2"/>
-    <w:link w:val="10"/>
+    <w:next w:val="Normal"/>
+    <w:link w:val="Heading1Char"/>
     <w:uiPriority w:val="9"/>
     <w:qFormat/>
     <w:rsid w:val="001A71A6"/>
@@ -5984,10 +5865,10 @@
       <w:szCs w:val="32"/>
     </w:rPr>
   </w:style>
-  <w:style w:type="paragraph" w:styleId="2">
+  <w:style w:type="paragraph" w:styleId="Heading2">
     <w:name w:val="heading 2"/>
-    <w:next w:val="a2"/>
-    <w:link w:val="20"/>
+    <w:next w:val="Normal"/>
+    <w:link w:val="Heading2Char"/>
     <w:uiPriority w:val="9"/>
     <w:unhideWhenUsed/>
     <w:qFormat/>
@@ -6007,13 +5888,13 @@
       <w:szCs w:val="26"/>
     </w:rPr>
   </w:style>
-  <w:style w:type="character" w:default="1" w:styleId="a3">
+  <w:style w:type="character" w:default="1" w:styleId="DefaultParagraphFont">
     <w:name w:val="Default Paragraph Font"/>
     <w:uiPriority w:val="1"/>
     <w:semiHidden/>
     <w:unhideWhenUsed/>
   </w:style>
-  <w:style w:type="table" w:default="1" w:styleId="a4">
+  <w:style w:type="table" w:default="1" w:styleId="TableNormal">
     <w:name w:val="Normal Table"/>
     <w:uiPriority w:val="99"/>
     <w:semiHidden/>
@@ -6028,16 +5909,16 @@
       </w:tblCellMar>
     </w:tblPr>
   </w:style>
-  <w:style w:type="numbering" w:default="1" w:styleId="a5">
+  <w:style w:type="numbering" w:default="1" w:styleId="NoList">
     <w:name w:val="No List"/>
     <w:uiPriority w:val="99"/>
     <w:semiHidden/>
     <w:unhideWhenUsed/>
   </w:style>
-  <w:style w:type="paragraph" w:styleId="a">
+  <w:style w:type="paragraph" w:styleId="ListParagraph">
     <w:name w:val="List Paragraph"/>
-    <w:basedOn w:val="a2"/>
-    <w:link w:val="a6"/>
+    <w:basedOn w:val="Normal"/>
+    <w:link w:val="ListParagraphChar"/>
     <w:uiPriority w:val="34"/>
     <w:qFormat/>
     <w:rsid w:val="00770653"/>
@@ -6049,10 +5930,10 @@
       <w:contextualSpacing/>
     </w:pPr>
   </w:style>
-  <w:style w:type="paragraph" w:styleId="a7">
+  <w:style w:type="paragraph" w:styleId="Header">
     <w:name w:val="header"/>
-    <w:basedOn w:val="a2"/>
-    <w:link w:val="a8"/>
+    <w:basedOn w:val="Normal"/>
+    <w:link w:val="HeaderChar"/>
     <w:uiPriority w:val="99"/>
     <w:unhideWhenUsed/>
     <w:rsid w:val="00996579"/>
@@ -6063,10 +5944,10 @@
       </w:tabs>
     </w:pPr>
   </w:style>
-  <w:style w:type="character" w:customStyle="1" w:styleId="a8">
-    <w:name w:val="Верхний колонтитул Знак"/>
-    <w:basedOn w:val="a3"/>
-    <w:link w:val="a7"/>
+  <w:style w:type="character" w:customStyle="1" w:styleId="HeaderChar">
+    <w:name w:val="Header Char"/>
+    <w:basedOn w:val="DefaultParagraphFont"/>
+    <w:link w:val="Header"/>
     <w:uiPriority w:val="99"/>
     <w:rsid w:val="00996579"/>
     <w:rPr>
@@ -6075,10 +5956,10 @@
       <w:szCs w:val="28"/>
     </w:rPr>
   </w:style>
-  <w:style w:type="paragraph" w:styleId="a9">
+  <w:style w:type="paragraph" w:styleId="Footer">
     <w:name w:val="footer"/>
-    <w:basedOn w:val="a2"/>
-    <w:link w:val="aa"/>
+    <w:basedOn w:val="Normal"/>
+    <w:link w:val="FooterChar"/>
     <w:uiPriority w:val="99"/>
     <w:unhideWhenUsed/>
     <w:rsid w:val="00996579"/>
@@ -6089,10 +5970,10 @@
       </w:tabs>
     </w:pPr>
   </w:style>
-  <w:style w:type="character" w:customStyle="1" w:styleId="aa">
-    <w:name w:val="Нижний колонтитул Знак"/>
-    <w:basedOn w:val="a3"/>
-    <w:link w:val="a9"/>
+  <w:style w:type="character" w:customStyle="1" w:styleId="FooterChar">
+    <w:name w:val="Footer Char"/>
+    <w:basedOn w:val="DefaultParagraphFont"/>
+    <w:link w:val="Footer"/>
     <w:uiPriority w:val="99"/>
     <w:rsid w:val="00996579"/>
     <w:rPr>
@@ -6101,10 +5982,10 @@
       <w:szCs w:val="28"/>
     </w:rPr>
   </w:style>
-  <w:style w:type="paragraph" w:styleId="ab">
+  <w:style w:type="paragraph" w:styleId="BalloonText">
     <w:name w:val="Balloon Text"/>
-    <w:basedOn w:val="a2"/>
-    <w:link w:val="ac"/>
+    <w:basedOn w:val="Normal"/>
+    <w:link w:val="BalloonTextChar"/>
     <w:uiPriority w:val="99"/>
     <w:semiHidden/>
     <w:unhideWhenUsed/>
@@ -6115,10 +5996,10 @@
       <w:szCs w:val="18"/>
     </w:rPr>
   </w:style>
-  <w:style w:type="character" w:customStyle="1" w:styleId="ac">
-    <w:name w:val="Текст выноски Знак"/>
-    <w:basedOn w:val="a3"/>
-    <w:link w:val="ab"/>
+  <w:style w:type="character" w:customStyle="1" w:styleId="BalloonTextChar">
+    <w:name w:val="Balloon Text Char"/>
+    <w:basedOn w:val="DefaultParagraphFont"/>
+    <w:link w:val="BalloonText"/>
     <w:uiPriority w:val="99"/>
     <w:semiHidden/>
     <w:rsid w:val="00996579"/>
@@ -6128,10 +6009,10 @@
       <w:szCs w:val="18"/>
     </w:rPr>
   </w:style>
-  <w:style w:type="character" w:customStyle="1" w:styleId="10">
-    <w:name w:val="Заголовок 1 Знак"/>
-    <w:basedOn w:val="a3"/>
-    <w:link w:val="1"/>
+  <w:style w:type="character" w:customStyle="1" w:styleId="Heading1Char">
+    <w:name w:val="Heading 1 Char"/>
+    <w:basedOn w:val="DefaultParagraphFont"/>
+    <w:link w:val="Heading1"/>
     <w:uiPriority w:val="9"/>
     <w:rsid w:val="001A71A6"/>
     <w:rPr>
@@ -6142,10 +6023,10 @@
       <w:szCs w:val="32"/>
     </w:rPr>
   </w:style>
-  <w:style w:type="character" w:customStyle="1" w:styleId="20">
-    <w:name w:val="Заголовок 2 Знак"/>
-    <w:basedOn w:val="a3"/>
-    <w:link w:val="2"/>
+  <w:style w:type="character" w:customStyle="1" w:styleId="Heading2Char">
+    <w:name w:val="Heading 2 Char"/>
+    <w:basedOn w:val="DefaultParagraphFont"/>
+    <w:link w:val="Heading2"/>
     <w:uiPriority w:val="9"/>
     <w:rsid w:val="001A71A6"/>
     <w:rPr>
@@ -6155,21 +6036,21 @@
       <w:szCs w:val="26"/>
     </w:rPr>
   </w:style>
-  <w:style w:type="paragraph" w:customStyle="1" w:styleId="11">
+  <w:style w:type="paragraph" w:customStyle="1" w:styleId="1">
     <w:name w:val="Заголовок 1 без номера"/>
-    <w:basedOn w:val="1"/>
-    <w:next w:val="a2"/>
-    <w:link w:val="12"/>
+    <w:basedOn w:val="Heading1"/>
+    <w:next w:val="Normal"/>
+    <w:link w:val="10"/>
     <w:qFormat/>
     <w:rsid w:val="00C41EE7"/>
     <w:pPr>
       <w:ind w:left="964" w:hanging="255"/>
     </w:pPr>
   </w:style>
-  <w:style w:type="paragraph" w:customStyle="1" w:styleId="ad">
+  <w:style w:type="paragraph" w:customStyle="1" w:styleId="a1">
     <w:name w:val="Ссылка на литературу"/>
-    <w:basedOn w:val="a2"/>
-    <w:link w:val="ae"/>
+    <w:basedOn w:val="Normal"/>
+    <w:link w:val="a2"/>
     <w:qFormat/>
     <w:rsid w:val="00DA63ED"/>
     <w:rPr>
@@ -6177,10 +6058,10 @@
       <w:lang w:val="en-US"/>
     </w:rPr>
   </w:style>
-  <w:style w:type="character" w:customStyle="1" w:styleId="12">
+  <w:style w:type="character" w:customStyle="1" w:styleId="10">
     <w:name w:val="Заголовок 1 без номера Знак"/>
-    <w:basedOn w:val="10"/>
-    <w:link w:val="11"/>
+    <w:basedOn w:val="Heading1Char"/>
+    <w:link w:val="1"/>
     <w:rsid w:val="00C41EE7"/>
     <w:rPr>
       <w:rFonts w:ascii="Times New Roman" w:eastAsiaTheme="majorEastAsia" w:hAnsi="Times New Roman" w:cstheme="majorBidi"/>
@@ -6190,9 +6071,9 @@
       <w:szCs w:val="32"/>
     </w:rPr>
   </w:style>
-  <w:style w:type="character" w:styleId="af">
+  <w:style w:type="character" w:styleId="Hyperlink">
     <w:name w:val="Hyperlink"/>
-    <w:basedOn w:val="a3"/>
+    <w:basedOn w:val="DefaultParagraphFont"/>
     <w:uiPriority w:val="99"/>
     <w:unhideWhenUsed/>
     <w:rsid w:val="007D6284"/>
@@ -6201,10 +6082,10 @@
       <w:u w:val="single"/>
     </w:rPr>
   </w:style>
-  <w:style w:type="character" w:customStyle="1" w:styleId="ae">
+  <w:style w:type="character" w:customStyle="1" w:styleId="a2">
     <w:name w:val="Ссылка на литературу Знак"/>
-    <w:basedOn w:val="a3"/>
-    <w:link w:val="ad"/>
+    <w:basedOn w:val="DefaultParagraphFont"/>
+    <w:link w:val="a1"/>
     <w:rsid w:val="00DA63ED"/>
     <w:rPr>
       <w:rFonts w:ascii="Times New Roman" w:hAnsi="Times New Roman" w:cs="Times New Roman"/>
@@ -6214,9 +6095,9 @@
       <w:lang w:val="en-US"/>
     </w:rPr>
   </w:style>
-  <w:style w:type="character" w:styleId="af0">
+  <w:style w:type="character" w:styleId="FollowedHyperlink">
     <w:name w:val="FollowedHyperlink"/>
-    <w:basedOn w:val="a3"/>
+    <w:basedOn w:val="DefaultParagraphFont"/>
     <w:uiPriority w:val="99"/>
     <w:semiHidden/>
     <w:unhideWhenUsed/>
@@ -6226,10 +6107,10 @@
       <w:u w:val="single"/>
     </w:rPr>
   </w:style>
-  <w:style w:type="paragraph" w:customStyle="1" w:styleId="a1">
+  <w:style w:type="paragraph" w:customStyle="1" w:styleId="a0">
     <w:name w:val="Маркированный список мой"/>
-    <w:basedOn w:val="a"/>
-    <w:link w:val="af1"/>
+    <w:basedOn w:val="ListParagraph"/>
+    <w:link w:val="a3"/>
     <w:qFormat/>
     <w:rsid w:val="003F1C9E"/>
     <w:pPr>
@@ -6242,9 +6123,9 @@
       <w:lang w:val="en-US"/>
     </w:rPr>
   </w:style>
-  <w:style w:type="table" w:styleId="af2">
+  <w:style w:type="table" w:styleId="TableGrid">
     <w:name w:val="Table Grid"/>
-    <w:basedOn w:val="a4"/>
+    <w:basedOn w:val="TableNormal"/>
     <w:uiPriority w:val="39"/>
     <w:rsid w:val="00AF06CF"/>
     <w:pPr>
@@ -6261,10 +6142,10 @@
       </w:tblBorders>
     </w:tblPr>
   </w:style>
-  <w:style w:type="character" w:customStyle="1" w:styleId="a6">
-    <w:name w:val="Абзац списка Знак"/>
-    <w:basedOn w:val="a3"/>
-    <w:link w:val="a"/>
+  <w:style w:type="character" w:customStyle="1" w:styleId="ListParagraphChar">
+    <w:name w:val="List Paragraph Char"/>
+    <w:basedOn w:val="DefaultParagraphFont"/>
+    <w:link w:val="ListParagraph"/>
     <w:uiPriority w:val="34"/>
     <w:rsid w:val="00770653"/>
     <w:rPr>
@@ -6273,10 +6154,10 @@
       <w:szCs w:val="28"/>
     </w:rPr>
   </w:style>
-  <w:style w:type="character" w:customStyle="1" w:styleId="af1">
+  <w:style w:type="character" w:customStyle="1" w:styleId="a3">
     <w:name w:val="Маркированный список мой Знак"/>
-    <w:basedOn w:val="a6"/>
-    <w:link w:val="a1"/>
+    <w:basedOn w:val="ListParagraphChar"/>
+    <w:link w:val="a0"/>
     <w:rsid w:val="003F1C9E"/>
     <w:rPr>
       <w:rFonts w:ascii="Times New Roman" w:hAnsi="Times New Roman" w:cs="Times New Roman"/>
@@ -6285,10 +6166,10 @@
       <w:lang w:val="en-US"/>
     </w:rPr>
   </w:style>
-  <w:style w:type="paragraph" w:customStyle="1" w:styleId="af3">
+  <w:style w:type="paragraph" w:customStyle="1" w:styleId="a4">
     <w:name w:val="Название таблицы"/>
-    <w:basedOn w:val="a1"/>
-    <w:link w:val="af4"/>
+    <w:basedOn w:val="a0"/>
+    <w:link w:val="a5"/>
     <w:qFormat/>
     <w:rsid w:val="00AF06CF"/>
     <w:pPr>
@@ -6302,10 +6183,10 @@
       <w:lang w:val="ru-RU"/>
     </w:rPr>
   </w:style>
-  <w:style w:type="paragraph" w:customStyle="1" w:styleId="af5">
+  <w:style w:type="paragraph" w:customStyle="1" w:styleId="a6">
     <w:name w:val="Таблица"/>
-    <w:basedOn w:val="a1"/>
-    <w:link w:val="af6"/>
+    <w:basedOn w:val="a0"/>
+    <w:link w:val="a7"/>
     <w:qFormat/>
     <w:rsid w:val="00826B0E"/>
     <w:pPr>
@@ -6317,10 +6198,10 @@
       <w:lang w:val="ru-RU"/>
     </w:rPr>
   </w:style>
-  <w:style w:type="character" w:customStyle="1" w:styleId="af4">
+  <w:style w:type="character" w:customStyle="1" w:styleId="a5">
     <w:name w:val="Название таблицы Знак"/>
-    <w:basedOn w:val="af1"/>
-    <w:link w:val="af3"/>
+    <w:basedOn w:val="a3"/>
+    <w:link w:val="a4"/>
     <w:rsid w:val="00AF06CF"/>
     <w:rPr>
       <w:rFonts w:ascii="Times New Roman" w:hAnsi="Times New Roman" w:cs="Times New Roman"/>
@@ -6329,10 +6210,10 @@
       <w:lang w:val="en-US"/>
     </w:rPr>
   </w:style>
-  <w:style w:type="character" w:customStyle="1" w:styleId="af6">
+  <w:style w:type="character" w:customStyle="1" w:styleId="a7">
     <w:name w:val="Таблица Знак"/>
-    <w:basedOn w:val="af1"/>
-    <w:link w:val="af5"/>
+    <w:basedOn w:val="a3"/>
+    <w:link w:val="a6"/>
     <w:rsid w:val="00826B0E"/>
     <w:rPr>
       <w:rFonts w:ascii="Times New Roman" w:hAnsi="Times New Roman" w:cs="Times New Roman"/>
@@ -6341,7 +6222,7 @@
       <w:lang w:val="en-US"/>
     </w:rPr>
   </w:style>
-  <w:style w:type="numbering" w:customStyle="1" w:styleId="a0">
+  <w:style w:type="numbering" w:customStyle="1" w:styleId="a">
     <w:name w:val="Второй уровень списка"/>
     <w:uiPriority w:val="99"/>
     <w:rsid w:val="00670F7A"/>
@@ -6351,11 +6232,11 @@
       </w:numPr>
     </w:pPr>
   </w:style>
-  <w:style w:type="paragraph" w:customStyle="1" w:styleId="af7">
+  <w:style w:type="paragraph" w:customStyle="1" w:styleId="a8">
     <w:name w:val="Рисунок подпись"/>
-    <w:basedOn w:val="a2"/>
-    <w:next w:val="a2"/>
-    <w:link w:val="af8"/>
+    <w:basedOn w:val="Normal"/>
+    <w:next w:val="Normal"/>
+    <w:link w:val="a9"/>
     <w:qFormat/>
     <w:rsid w:val="00E70AFC"/>
     <w:pPr>
@@ -6365,10 +6246,10 @@
       <w:jc w:val="center"/>
     </w:pPr>
   </w:style>
-  <w:style w:type="character" w:customStyle="1" w:styleId="af8">
+  <w:style w:type="character" w:customStyle="1" w:styleId="a9">
     <w:name w:val="Рисунок подпись Знак"/>
-    <w:basedOn w:val="a3"/>
-    <w:link w:val="af7"/>
+    <w:basedOn w:val="DefaultParagraphFont"/>
+    <w:link w:val="a8"/>
     <w:rsid w:val="00E70AFC"/>
     <w:rPr>
       <w:rFonts w:ascii="Times New Roman" w:hAnsi="Times New Roman" w:cs="Times New Roman"/>
@@ -6376,9 +6257,9 @@
       <w:szCs w:val="28"/>
     </w:rPr>
   </w:style>
-  <w:style w:type="character" w:styleId="af9">
+  <w:style w:type="character" w:styleId="PlaceholderText">
     <w:name w:val="Placeholder Text"/>
-    <w:basedOn w:val="a3"/>
+    <w:basedOn w:val="DefaultParagraphFont"/>
     <w:uiPriority w:val="99"/>
     <w:semiHidden/>
     <w:rsid w:val="00630985"/>
@@ -6386,10 +6267,10 @@
       <w:color w:val="808080"/>
     </w:rPr>
   </w:style>
-  <w:style w:type="paragraph" w:customStyle="1" w:styleId="afa">
+  <w:style w:type="paragraph" w:customStyle="1" w:styleId="aa">
     <w:name w:val="Код"/>
-    <w:basedOn w:val="a2"/>
-    <w:link w:val="afb"/>
+    <w:basedOn w:val="Normal"/>
+    <w:link w:val="ab"/>
     <w:rsid w:val="00CF4CE9"/>
     <w:pPr>
       <w:shd w:val="clear" w:color="auto" w:fill="FFFFFF"/>
@@ -6403,10 +6284,10 @@
       <w:lang w:val="en-US" w:eastAsia="ru-RU"/>
     </w:rPr>
   </w:style>
-  <w:style w:type="paragraph" w:styleId="afc">
+  <w:style w:type="paragraph" w:styleId="BodyText">
     <w:name w:val="Body Text"/>
-    <w:basedOn w:val="a2"/>
-    <w:link w:val="afd"/>
+    <w:basedOn w:val="Normal"/>
+    <w:link w:val="BodyTextChar"/>
     <w:rsid w:val="0021417B"/>
     <w:pPr>
       <w:widowControl w:val="0"/>
@@ -6425,10 +6306,10 @@
       <w:lang w:eastAsia="ru-RU"/>
     </w:rPr>
   </w:style>
-  <w:style w:type="character" w:customStyle="1" w:styleId="afb">
+  <w:style w:type="character" w:customStyle="1" w:styleId="ab">
     <w:name w:val="Код Знак"/>
-    <w:basedOn w:val="a3"/>
-    <w:link w:val="afa"/>
+    <w:basedOn w:val="DefaultParagraphFont"/>
+    <w:link w:val="aa"/>
     <w:rsid w:val="00CF4CE9"/>
     <w:rPr>
       <w:rFonts w:ascii="Consolas" w:eastAsia="Times New Roman" w:hAnsi="Consolas" w:cs="Times New Roman"/>
@@ -6438,10 +6319,10 @@
       <w:lang w:val="en-US" w:eastAsia="ru-RU"/>
     </w:rPr>
   </w:style>
-  <w:style w:type="character" w:customStyle="1" w:styleId="afd">
-    <w:name w:val="Основной текст Знак"/>
-    <w:basedOn w:val="a3"/>
-    <w:link w:val="afc"/>
+  <w:style w:type="character" w:customStyle="1" w:styleId="BodyTextChar">
+    <w:name w:val="Body Text Char"/>
+    <w:basedOn w:val="DefaultParagraphFont"/>
+    <w:link w:val="BodyText"/>
     <w:rsid w:val="0021417B"/>
     <w:rPr>
       <w:rFonts w:ascii="Times New Roman" w:eastAsia="Times New Roman" w:hAnsi="Times New Roman" w:cs="Times New Roman"/>
@@ -6449,9 +6330,9 @@
       <w:lang w:eastAsia="ru-RU"/>
     </w:rPr>
   </w:style>
-  <w:style w:type="paragraph" w:styleId="afe">
+  <w:style w:type="paragraph" w:styleId="NormalWeb">
     <w:name w:val="Normal (Web)"/>
-    <w:basedOn w:val="a2"/>
+    <w:basedOn w:val="Normal"/>
     <w:uiPriority w:val="99"/>
     <w:unhideWhenUsed/>
     <w:rsid w:val="0011779D"/>
@@ -6467,10 +6348,10 @@
       <w:lang w:eastAsia="ru-RU"/>
     </w:rPr>
   </w:style>
-  <w:style w:type="paragraph" w:customStyle="1" w:styleId="aff">
+  <w:style w:type="paragraph" w:customStyle="1" w:styleId="ac">
     <w:name w:val="_Код"/>
-    <w:basedOn w:val="a2"/>
-    <w:link w:val="aff0"/>
+    <w:basedOn w:val="Normal"/>
+    <w:link w:val="ad"/>
     <w:qFormat/>
     <w:rsid w:val="00A23850"/>
     <w:pPr>
@@ -6484,10 +6365,10 @@
       <w:lang w:val="en-US"/>
     </w:rPr>
   </w:style>
-  <w:style w:type="character" w:customStyle="1" w:styleId="aff0">
+  <w:style w:type="character" w:customStyle="1" w:styleId="ad">
     <w:name w:val="_Код Знак"/>
-    <w:basedOn w:val="a3"/>
-    <w:link w:val="aff"/>
+    <w:basedOn w:val="DefaultParagraphFont"/>
+    <w:link w:val="ac"/>
     <w:rsid w:val="00A23850"/>
     <w:rPr>
       <w:rFonts w:ascii="Hack" w:hAnsi="Hack" w:cs="Times New Roman"/>
